--- a/2/cours 2/2 cours 2.docx
+++ b/2/cours 2/2 cours 2.docx
@@ -37,6 +37,7 @@
                 <w:lang w:bidi="ar-DZ"/>
               </w:rPr>
             </w:pPr>
+            <w:proofErr w:type="gramStart"/>
             <w:r>
               <w:rPr>
                 <w:rFonts w:hint="cs"/>
@@ -73,6 +74,7 @@
               </w:rPr>
               <w:t xml:space="preserve"> :</w:t>
             </w:r>
+            <w:proofErr w:type="gramEnd"/>
             <w:r>
               <w:rPr>
                 <w:rFonts w:hint="cs"/>
@@ -154,7 +156,33 @@
                 <w:rtl/>
                 <w:lang w:bidi="ar-DZ"/>
               </w:rPr>
-              <w:t xml:space="preserve">بطاقة تقنية : </w:t>
+              <w:t xml:space="preserve">بطاقة </w:t>
+            </w:r>
+            <w:proofErr w:type="gramStart"/>
+            <w:r>
+              <w:rPr>
+                <w:rFonts w:hint="cs"/>
+                <w:b/>
+                <w:bCs/>
+                <w:sz w:val="36"/>
+                <w:szCs w:val="36"/>
+                <w:rtl/>
+                <w:lang w:bidi="ar-DZ"/>
+              </w:rPr>
+              <w:t>تقنية :</w:t>
+            </w:r>
+            <w:proofErr w:type="gramEnd"/>
+            <w:r>
+              <w:rPr>
+                <w:rFonts w:hint="cs"/>
+                <w:b/>
+                <w:bCs/>
+                <w:sz w:val="36"/>
+                <w:szCs w:val="36"/>
+                <w:rtl/>
+                <w:lang w:bidi="ar-DZ"/>
+              </w:rPr>
+              <w:t xml:space="preserve"> </w:t>
             </w:r>
             <w:r>
               <w:rPr>
@@ -216,7 +244,33 @@
                 <w:rtl/>
                 <w:lang w:bidi="ar-DZ"/>
               </w:rPr>
-              <w:t xml:space="preserve">لميدان 1 : </w:t>
+              <w:t xml:space="preserve">لميدان </w:t>
+            </w:r>
+            <w:proofErr w:type="gramStart"/>
+            <w:r>
+              <w:rPr>
+                <w:rFonts w:hint="cs"/>
+                <w:b/>
+                <w:bCs/>
+                <w:sz w:val="32"/>
+                <w:szCs w:val="32"/>
+                <w:rtl/>
+                <w:lang w:bidi="ar-DZ"/>
+              </w:rPr>
+              <w:t>1 :</w:t>
+            </w:r>
+            <w:proofErr w:type="gramEnd"/>
+            <w:r>
+              <w:rPr>
+                <w:rFonts w:hint="cs"/>
+                <w:b/>
+                <w:bCs/>
+                <w:sz w:val="32"/>
+                <w:szCs w:val="32"/>
+                <w:rtl/>
+                <w:lang w:bidi="ar-DZ"/>
+              </w:rPr>
+              <w:t xml:space="preserve"> </w:t>
             </w:r>
             <w:r>
               <w:rPr>
@@ -255,8 +309,9 @@
                 <w:rtl/>
                 <w:lang w:bidi="ar-DZ"/>
               </w:rPr>
-              <w:t>المقطع التعل</w:t>
-            </w:r>
+              <w:t xml:space="preserve">المقطع </w:t>
+            </w:r>
+            <w:proofErr w:type="spellStart"/>
             <w:r>
               <w:rPr>
                 <w:rFonts w:hint="cs"/>
@@ -267,7 +322,58 @@
                 <w:rtl/>
                 <w:lang w:bidi="ar-DZ"/>
               </w:rPr>
-              <w:t xml:space="preserve">مي 1 : </w:t>
+              <w:t>التعل</w:t>
+            </w:r>
+            <w:r>
+              <w:rPr>
+                <w:rFonts w:hint="cs"/>
+                <w:b/>
+                <w:bCs/>
+                <w:sz w:val="32"/>
+                <w:szCs w:val="32"/>
+                <w:rtl/>
+                <w:lang w:bidi="ar-DZ"/>
+              </w:rPr>
+              <w:t>مي</w:t>
+            </w:r>
+            <w:proofErr w:type="spellEnd"/>
+            <w:r>
+              <w:rPr>
+                <w:rFonts w:hint="cs"/>
+                <w:b/>
+                <w:bCs/>
+                <w:sz w:val="32"/>
+                <w:szCs w:val="32"/>
+                <w:rtl/>
+                <w:lang w:bidi="ar-DZ"/>
+              </w:rPr>
+              <w:t xml:space="preserve"> </w:t>
+            </w:r>
+            <w:proofErr w:type="gramStart"/>
+            <w:r>
+              <w:rPr>
+                <w:rFonts w:hint="cs"/>
+                <w:b/>
+                <w:bCs/>
+                <w:sz w:val="32"/>
+                <w:szCs w:val="32"/>
+                <w:rtl/>
+                <w:lang w:bidi="ar-DZ"/>
+              </w:rPr>
+              <w:t>1 :</w:t>
+            </w:r>
+            <w:proofErr w:type="gramEnd"/>
+            <w:r>
+              <w:rPr>
+                <w:rFonts w:hint="cs"/>
+                <w:b/>
+                <w:bCs/>
+                <w:sz w:val="32"/>
+                <w:szCs w:val="32"/>
+                <w:rtl/>
+                <w:lang w:bidi="ar-DZ"/>
+              </w:rPr>
+              <w:t xml:space="preserve"> </w:t>
             </w:r>
             <w:r>
               <w:rPr>
@@ -306,8 +412,9 @@
                 <w:rtl/>
                 <w:lang w:bidi="ar-DZ"/>
               </w:rPr>
-              <w:t>الحصة التعلمية 2</w:t>
-            </w:r>
+              <w:t xml:space="preserve">الحصة التعلمية </w:t>
+            </w:r>
+            <w:proofErr w:type="gramStart"/>
             <w:r>
               <w:rPr>
                 <w:rFonts w:hint="cs"/>
@@ -318,7 +425,32 @@
                 <w:rtl/>
                 <w:lang w:bidi="ar-DZ"/>
               </w:rPr>
-              <w:t xml:space="preserve"> : </w:t>
+              <w:t>2</w:t>
+            </w:r>
+            <w:r>
+              <w:rPr>
+                <w:rFonts w:hint="cs"/>
+                <w:b/>
+                <w:bCs/>
+                <w:sz w:val="32"/>
+                <w:szCs w:val="32"/>
+                <w:rtl/>
+                <w:lang w:bidi="ar-DZ"/>
+              </w:rPr>
+              <w:t xml:space="preserve"> :</w:t>
+            </w:r>
+            <w:proofErr w:type="gramEnd"/>
+            <w:r>
+              <w:rPr>
+                <w:rFonts w:hint="cs"/>
+                <w:b/>
+                <w:bCs/>
+                <w:sz w:val="32"/>
+                <w:szCs w:val="32"/>
+                <w:rtl/>
+                <w:lang w:bidi="ar-DZ"/>
+              </w:rPr>
+              <w:t xml:space="preserve"> </w:t>
             </w:r>
             <w:r>
               <w:rPr>
@@ -367,7 +499,59 @@
                 <w:szCs w:val="28"/>
                 <w:rtl/>
               </w:rPr>
-              <w:t>النشاطات و المعارف المكتسبة (سيرالدرس)</w:t>
+              <w:t xml:space="preserve">النشاطات </w:t>
+            </w:r>
+            <w:proofErr w:type="gramStart"/>
+            <w:r>
+              <w:rPr>
+                <w:rFonts w:hint="cs"/>
+                <w:b/>
+                <w:bCs/>
+                <w:color w:val="FF0000"/>
+                <w:sz w:val="28"/>
+                <w:szCs w:val="28"/>
+                <w:rtl/>
+              </w:rPr>
+              <w:t>و المعارف</w:t>
+            </w:r>
+            <w:proofErr w:type="gramEnd"/>
+            <w:r>
+              <w:rPr>
+                <w:rFonts w:hint="cs"/>
+                <w:b/>
+                <w:bCs/>
+                <w:color w:val="FF0000"/>
+                <w:sz w:val="28"/>
+                <w:szCs w:val="28"/>
+                <w:rtl/>
+              </w:rPr>
+              <w:t xml:space="preserve"> المكتسبة (</w:t>
+            </w:r>
+            <w:proofErr w:type="spellStart"/>
+            <w:r>
+              <w:rPr>
+                <w:rFonts w:hint="cs"/>
+                <w:b/>
+                <w:bCs/>
+                <w:color w:val="FF0000"/>
+                <w:sz w:val="28"/>
+                <w:szCs w:val="28"/>
+                <w:rtl/>
+              </w:rPr>
+              <w:t>سيرالدرس</w:t>
+            </w:r>
+            <w:proofErr w:type="spellEnd"/>
+            <w:r>
+              <w:rPr>
+                <w:rFonts w:hint="cs"/>
+                <w:b/>
+                <w:bCs/>
+                <w:color w:val="FF0000"/>
+                <w:sz w:val="28"/>
+                <w:szCs w:val="28"/>
+                <w:rtl/>
+              </w:rPr>
+              <w:t>)</w:t>
             </w:r>
           </w:p>
         </w:tc>
@@ -476,12 +660,12 @@
               <w:spacing w:line="276" w:lineRule="auto"/>
               <w:jc w:val="right"/>
               <w:rPr>
-                <w:rFonts w:hint="cs"/>
                 <w:sz w:val="28"/>
                 <w:szCs w:val="28"/>
                 <w:rtl/>
               </w:rPr>
             </w:pPr>
+            <w:proofErr w:type="gramStart"/>
             <w:r>
               <w:rPr>
                 <w:rFonts w:hint="cs"/>
@@ -490,7 +674,18 @@
                 <w:szCs w:val="28"/>
                 <w:rtl/>
               </w:rPr>
-              <w:t xml:space="preserve">الإشكالية : </w:t>
+              <w:t>الإشكالية :</w:t>
+            </w:r>
+            <w:proofErr w:type="gramEnd"/>
+            <w:r>
+              <w:rPr>
+                <w:rFonts w:hint="cs"/>
+                <w:color w:val="00B050"/>
+                <w:sz w:val="28"/>
+                <w:szCs w:val="28"/>
+                <w:rtl/>
+              </w:rPr>
+              <w:t xml:space="preserve"> </w:t>
             </w:r>
           </w:p>
           <w:p>
@@ -511,7 +706,27 @@
                 <w:szCs w:val="28"/>
                 <w:rtl/>
               </w:rPr>
-              <w:t xml:space="preserve">كيف يمكن تغييرشكل الجدول حتى يصبح بإمكاننا استعماله لكتابة أعرب الجملة </w:t>
+              <w:t xml:space="preserve">كيف يمكن </w:t>
+            </w:r>
+            <w:proofErr w:type="spellStart"/>
+            <w:r>
+              <w:rPr>
+                <w:rFonts w:hint="cs"/>
+                <w:sz w:val="28"/>
+                <w:szCs w:val="28"/>
+                <w:rtl/>
+              </w:rPr>
+              <w:t>تغييرشكل</w:t>
+            </w:r>
+            <w:proofErr w:type="spellEnd"/>
+            <w:r>
+              <w:rPr>
+                <w:rFonts w:hint="cs"/>
+                <w:sz w:val="28"/>
+                <w:szCs w:val="28"/>
+                <w:rtl/>
+              </w:rPr>
+              <w:t xml:space="preserve"> الجدول حتى يصبح بإمكاننا استعماله لكتابة أعرب الجملة </w:t>
             </w:r>
             <w:r>
               <w:rPr>
@@ -521,7 +736,19 @@
                 <w:szCs w:val="28"/>
                 <w:rtl/>
               </w:rPr>
-              <w:t xml:space="preserve">’’الجو جميل’’ </w:t>
+              <w:t>"الجو جميل"</w:t>
+            </w:r>
+            <w:bookmarkStart w:id="0" w:name="_GoBack"/>
+            <w:bookmarkEnd w:id="0"/>
+            <w:r>
+              <w:rPr>
+                <w:rFonts w:hint="cs"/>
+                <w:color w:val="00B050"/>
+                <w:sz w:val="28"/>
+                <w:szCs w:val="28"/>
+                <w:rtl/>
+              </w:rPr>
+              <w:t xml:space="preserve"> </w:t>
             </w:r>
             <w:r>
               <w:rPr>
@@ -650,8 +877,19 @@
                 <w:szCs w:val="28"/>
                 <w:rtl/>
               </w:rPr>
-              <w:t>يستمع و ينتبه</w:t>
-            </w:r>
+              <w:t xml:space="preserve">يستمع </w:t>
+            </w:r>
+            <w:proofErr w:type="gramStart"/>
+            <w:r>
+              <w:rPr>
+                <w:rFonts w:hint="cs"/>
+                <w:sz w:val="28"/>
+                <w:szCs w:val="28"/>
+                <w:rtl/>
+              </w:rPr>
+              <w:t>و ينتبه</w:t>
+            </w:r>
+            <w:proofErr w:type="gramEnd"/>
           </w:p>
         </w:tc>
         <w:tc>
@@ -724,6 +962,7 @@
                 <w:rtl/>
               </w:rPr>
             </w:pPr>
+            <w:proofErr w:type="gramStart"/>
             <w:r>
               <w:rPr>
                 <w:rFonts w:hint="cs"/>
@@ -734,6 +973,7 @@
               </w:rPr>
               <w:t>نشاط :</w:t>
             </w:r>
+            <w:proofErr w:type="gramEnd"/>
           </w:p>
           <w:p>
             <w:pPr>
@@ -761,7 +1001,17 @@
                 <w:szCs w:val="28"/>
                 <w:rtl/>
               </w:rPr>
-              <w:t xml:space="preserve">خط من الخطوط العمودية في الجدول و عندما يصبح شكله هكذا </w:t>
+              <w:t xml:space="preserve">خط من الخطوط العمودية في الجدول و عندما يصبح شكله </w:t>
+            </w:r>
+            <w:proofErr w:type="gramStart"/>
+            <w:r>
+              <w:rPr>
+                <w:rFonts w:hint="cs"/>
+                <w:sz w:val="28"/>
+                <w:szCs w:val="28"/>
+                <w:rtl/>
+              </w:rPr>
+              <w:t xml:space="preserve">هكذا </w:t>
             </w:r>
             <w:r>
               <w:rPr>
@@ -821,16 +1071,46 @@
                 <w:szCs w:val="28"/>
                 <w:rtl/>
               </w:rPr>
-              <w:t xml:space="preserve"> ، ابق ضاغطا على الزر الأيسر للفأرة واسحبها يمينا و يسارا، ماذا تلاحظ ؟ كيف يتم تغيير عرض عمود ما </w:t>
-            </w:r>
-            <w:r>
-              <w:rPr>
-                <w:rFonts w:hint="cs"/>
-                <w:sz w:val="28"/>
-                <w:szCs w:val="28"/>
-                <w:rtl/>
-              </w:rPr>
-              <w:t>في الجدول ؟ بنفس الطريقة استنتج كيف يمكنك تغيير ارتفاع سطر ما في الجدول.</w:t>
+              <w:t xml:space="preserve"> ،</w:t>
+            </w:r>
+            <w:proofErr w:type="gramEnd"/>
+            <w:r>
+              <w:rPr>
+                <w:rFonts w:hint="cs"/>
+                <w:sz w:val="28"/>
+                <w:szCs w:val="28"/>
+                <w:rtl/>
+              </w:rPr>
+              <w:t xml:space="preserve"> ابق ضاغطا على الزر الأيسر للفأرة واسحبها يمينا و يسارا، ماذا تلاحظ ؟ كيف يتم تغيير عرض عمود ما </w:t>
+            </w:r>
+            <w:r>
+              <w:rPr>
+                <w:rFonts w:hint="cs"/>
+                <w:sz w:val="28"/>
+                <w:szCs w:val="28"/>
+                <w:rtl/>
+              </w:rPr>
+              <w:t xml:space="preserve">في </w:t>
+            </w:r>
+            <w:proofErr w:type="gramStart"/>
+            <w:r>
+              <w:rPr>
+                <w:rFonts w:hint="cs"/>
+                <w:sz w:val="28"/>
+                <w:szCs w:val="28"/>
+                <w:rtl/>
+              </w:rPr>
+              <w:t>الجدول ؟</w:t>
+            </w:r>
+            <w:proofErr w:type="gramEnd"/>
+            <w:r>
+              <w:rPr>
+                <w:rFonts w:hint="cs"/>
+                <w:sz w:val="28"/>
+                <w:szCs w:val="28"/>
+                <w:rtl/>
+              </w:rPr>
+              <w:t xml:space="preserve"> بنفس الطريقة استنتج كيف يمكنك تغيير ارتفاع سطر ما في الجدول.</w:t>
             </w:r>
           </w:p>
           <w:p>
@@ -895,8 +1175,9 @@
                 <w:szCs w:val="28"/>
                 <w:rtl/>
               </w:rPr>
-              <w:t xml:space="preserve"> طريقة تغيير عرض عمود في الجدول </w:t>
-            </w:r>
+              <w:t xml:space="preserve"> طريقة تغيير عرض عمود في </w:t>
+            </w:r>
+            <w:proofErr w:type="gramStart"/>
             <w:r>
               <w:rPr>
                 <w:rFonts w:hint="cs"/>
@@ -905,8 +1186,19 @@
                 <w:szCs w:val="28"/>
                 <w:rtl/>
               </w:rPr>
+              <w:t xml:space="preserve">الجدول </w:t>
+            </w:r>
+            <w:r>
+              <w:rPr>
+                <w:rFonts w:hint="cs"/>
+                <w:color w:val="FF0000"/>
+                <w:sz w:val="28"/>
+                <w:szCs w:val="28"/>
+                <w:rtl/>
+              </w:rPr>
               <w:t>:</w:t>
             </w:r>
+            <w:proofErr w:type="gramEnd"/>
           </w:p>
           <w:p>
             <w:pPr>
@@ -1073,7 +1365,27 @@
                 <w:szCs w:val="28"/>
                 <w:rtl/>
               </w:rPr>
-              <w:t>اضغط على الزر الأيسر للفأرة وابقى ضاغ</w:t>
+              <w:t xml:space="preserve">اضغط على الزر الأيسر للفأرة </w:t>
+            </w:r>
+            <w:proofErr w:type="gramStart"/>
+            <w:r>
+              <w:rPr>
+                <w:rFonts w:hint="cs"/>
+                <w:sz w:val="28"/>
+                <w:szCs w:val="28"/>
+                <w:rtl/>
+              </w:rPr>
+              <w:t>وابقى</w:t>
+            </w:r>
+            <w:proofErr w:type="gramEnd"/>
+            <w:r>
+              <w:rPr>
+                <w:rFonts w:hint="cs"/>
+                <w:sz w:val="28"/>
+                <w:szCs w:val="28"/>
+                <w:rtl/>
+              </w:rPr>
+              <w:t xml:space="preserve"> ضاغ</w:t>
             </w:r>
             <w:r>
               <w:rPr>
@@ -1159,8 +1471,9 @@
                 <w:rtl/>
                 <w:lang w:bidi="ar-DZ"/>
               </w:rPr>
-              <w:t>طريقة تغيير ارتفاع سطر في الجدول</w:t>
-            </w:r>
+              <w:t xml:space="preserve">طريقة تغيير ارتفاع سطر في </w:t>
+            </w:r>
+            <w:proofErr w:type="gramStart"/>
             <w:r>
               <w:rPr>
                 <w:rFonts w:hint="cs"/>
@@ -1170,8 +1483,20 @@
                 <w:rtl/>
                 <w:lang w:bidi="ar-DZ"/>
               </w:rPr>
+              <w:t>الجدول</w:t>
+            </w:r>
+            <w:r>
+              <w:rPr>
+                <w:rFonts w:hint="cs"/>
+                <w:color w:val="FF0000"/>
+                <w:sz w:val="28"/>
+                <w:szCs w:val="28"/>
+                <w:rtl/>
+                <w:lang w:bidi="ar-DZ"/>
+              </w:rPr>
               <w:t xml:space="preserve"> :</w:t>
             </w:r>
+            <w:proofErr w:type="gramEnd"/>
           </w:p>
           <w:p>
             <w:pPr>
@@ -1229,8 +1554,19 @@
                 <w:szCs w:val="28"/>
                 <w:rtl/>
               </w:rPr>
-              <w:t>الفأرة فوق خط من الخطوط الأفوقية</w:t>
-            </w:r>
+              <w:t xml:space="preserve">الفأرة فوق خط من الخطوط </w:t>
+            </w:r>
+            <w:proofErr w:type="spellStart"/>
+            <w:r>
+              <w:rPr>
+                <w:rFonts w:hint="cs"/>
+                <w:sz w:val="28"/>
+                <w:szCs w:val="28"/>
+                <w:rtl/>
+              </w:rPr>
+              <w:t>الأفوقية</w:t>
+            </w:r>
+            <w:proofErr w:type="spellEnd"/>
             <w:r>
               <w:rPr>
                 <w:rFonts w:hint="cs"/>
@@ -1340,7 +1676,27 @@
                 <w:szCs w:val="28"/>
                 <w:rtl/>
               </w:rPr>
-              <w:t>اضغط على الزر الأيسر للفأرة وابقى ضاغطا مع سحب مؤشر الفأرة الى الأعلى أو الى الأسفل حتي تحصل على الشكل المطلوب.</w:t>
+              <w:t xml:space="preserve">اضغط على الزر الأيسر للفأرة </w:t>
+            </w:r>
+            <w:proofErr w:type="gramStart"/>
+            <w:r>
+              <w:rPr>
+                <w:rFonts w:hint="cs"/>
+                <w:sz w:val="28"/>
+                <w:szCs w:val="28"/>
+                <w:rtl/>
+              </w:rPr>
+              <w:t>وابقى</w:t>
+            </w:r>
+            <w:proofErr w:type="gramEnd"/>
+            <w:r>
+              <w:rPr>
+                <w:rFonts w:hint="cs"/>
+                <w:sz w:val="28"/>
+                <w:szCs w:val="28"/>
+                <w:rtl/>
+              </w:rPr>
+              <w:t xml:space="preserve"> ضاغطا مع سحب مؤشر الفأرة الى الأعلى أو الى الأسفل حتي تحصل على الشكل المطلوب.</w:t>
             </w:r>
           </w:p>
           <w:p>
@@ -1379,7 +1735,27 @@
                 <w:szCs w:val="28"/>
                 <w:rtl/>
               </w:rPr>
-              <w:t>يناقش، يتبادل الأفكار و يستنتج.</w:t>
+              <w:t xml:space="preserve">يناقش، يتبادل الأفكار </w:t>
+            </w:r>
+            <w:proofErr w:type="gramStart"/>
+            <w:r>
+              <w:rPr>
+                <w:rFonts w:hint="cs"/>
+                <w:sz w:val="28"/>
+                <w:szCs w:val="28"/>
+                <w:rtl/>
+              </w:rPr>
+              <w:t>و يستنتج</w:t>
+            </w:r>
+            <w:proofErr w:type="gramEnd"/>
+            <w:r>
+              <w:rPr>
+                <w:rFonts w:hint="cs"/>
+                <w:sz w:val="28"/>
+                <w:szCs w:val="28"/>
+                <w:rtl/>
+              </w:rPr>
+              <w:t>.</w:t>
             </w:r>
           </w:p>
           <w:p>
@@ -1400,8 +1776,19 @@
                 <w:szCs w:val="28"/>
                 <w:rtl/>
               </w:rPr>
-              <w:t>يستوعب و يكتب</w:t>
-            </w:r>
+              <w:t xml:space="preserve">يستوعب </w:t>
+            </w:r>
+            <w:proofErr w:type="gramStart"/>
+            <w:r>
+              <w:rPr>
+                <w:rFonts w:hint="cs"/>
+                <w:sz w:val="28"/>
+                <w:szCs w:val="28"/>
+                <w:rtl/>
+              </w:rPr>
+              <w:t>و يكتب</w:t>
+            </w:r>
+            <w:proofErr w:type="gramEnd"/>
           </w:p>
         </w:tc>
         <w:tc>
@@ -1477,6 +1864,7 @@
                 <w:lang w:bidi="ar-DZ"/>
               </w:rPr>
             </w:pPr>
+            <w:proofErr w:type="gramStart"/>
             <w:r>
               <w:rPr>
                 <w:rFonts w:hint="cs"/>
@@ -1497,6 +1885,7 @@
               </w:rPr>
               <w:t>:</w:t>
             </w:r>
+            <w:proofErr w:type="gramEnd"/>
             <w:r>
               <w:rPr>
                 <w:rFonts w:hint="cs"/>
@@ -1642,10 +2031,30 @@
                       <w:rtl/>
                       <w:lang w:bidi="ar-DZ"/>
                     </w:rPr>
-                    <w:t>مبتدأ مرفوع و علامة رفعه الضمة الظاهرة في آخره</w:t>
+                    <w:t xml:space="preserve">مبتدأ مرفوع </w:t>
                   </w:r>
-                  <w:bookmarkStart w:id="0" w:name="_GoBack"/>
-                  <w:bookmarkEnd w:id="0"/>
+                  <w:proofErr w:type="gramStart"/>
+                  <w:r>
+                    <w:rPr>
+                      <w:rFonts w:hint="cs"/>
+                      <w:sz w:val="28"/>
+                      <w:szCs w:val="28"/>
+                      <w:rtl/>
+                      <w:lang w:bidi="ar-DZ"/>
+                    </w:rPr>
+                    <w:t>و علامة</w:t>
+                  </w:r>
+                  <w:proofErr w:type="gramEnd"/>
+                  <w:r>
+                    <w:rPr>
+                      <w:rFonts w:hint="cs"/>
+                      <w:sz w:val="28"/>
+                      <w:szCs w:val="28"/>
+                      <w:rtl/>
+                      <w:lang w:bidi="ar-DZ"/>
+                    </w:rPr>
+                    <w:t xml:space="preserve"> رفعه الضمة الظاهرة في آخره</w:t>
+                  </w:r>
                 </w:p>
                 <w:p>
                   <w:pPr>
@@ -1665,8 +2074,9 @@
                       <w:rtl/>
                       <w:lang w:bidi="ar-DZ"/>
                     </w:rPr>
-                    <w:t xml:space="preserve">خبر </w:t>
+                    <w:t xml:space="preserve">خبر مرفوع </w:t>
                   </w:r>
+                  <w:proofErr w:type="gramStart"/>
                   <w:r>
                     <w:rPr>
                       <w:rFonts w:hint="cs"/>
@@ -1675,8 +2085,9 @@
                       <w:rtl/>
                       <w:lang w:bidi="ar-DZ"/>
                     </w:rPr>
-                    <w:t>مرفوع و علامة رفعه الضمة الظاهرة في آخره</w:t>
+                    <w:t>و علامة</w:t>
                   </w:r>
+                  <w:proofErr w:type="gramEnd"/>
                   <w:r>
                     <w:rPr>
                       <w:rFonts w:hint="cs"/>
@@ -1685,7 +2096,7 @@
                       <w:rtl/>
                       <w:lang w:bidi="ar-DZ"/>
                     </w:rPr>
-                    <w:t xml:space="preserve"> </w:t>
+                    <w:t xml:space="preserve"> رفعه الضمة الظاهرة في آخره </w:t>
                   </w:r>
                 </w:p>
               </w:tc>
@@ -1828,8 +2239,20 @@
                 <w:szCs w:val="28"/>
                 <w:rtl/>
               </w:rPr>
-              <w:t>التقويم و المعالجة</w:t>
-            </w:r>
+              <w:t xml:space="preserve">التقويم </w:t>
+            </w:r>
+            <w:proofErr w:type="gramStart"/>
+            <w:r>
+              <w:rPr>
+                <w:rFonts w:hint="cs"/>
+                <w:color w:val="00B050"/>
+                <w:sz w:val="28"/>
+                <w:szCs w:val="28"/>
+                <w:rtl/>
+              </w:rPr>
+              <w:t>و المعالجة</w:t>
+            </w:r>
+            <w:proofErr w:type="gramEnd"/>
           </w:p>
         </w:tc>
       </w:tr>
@@ -3962,7 +4385,7 @@
 </file>
 
 <file path=customXml/itemProps1.xml><?xml version="1.0" encoding="utf-8"?>
-<ds:datastoreItem xmlns:ds="http://schemas.openxmlformats.org/officeDocument/2006/customXml" ds:itemID="{588230D0-C845-4B60-B095-15A4BDEC5311}">
+<ds:datastoreItem xmlns:ds="http://schemas.openxmlformats.org/officeDocument/2006/customXml" ds:itemID="{49697DEB-8FAD-4252-BC75-A1A006534F28}">
   <ds:schemaRefs>
     <ds:schemaRef ds:uri="http://schemas.openxmlformats.org/officeDocument/2006/bibliography"/>
   </ds:schemaRefs>
